--- a/Report and PPT/ContextForge-Report.docx
+++ b/Report and PPT/ContextForge-Report.docx
@@ -380,12 +380,13 @@
         <w:tab/>
         <w:tab/>
         <w:tab/>
-        <w:t xml:space="preserve">                                                  Chitkara University</w:t>
+        <w:t xml:space="preserve">                                                    Assistant Professor       </w:t>
       </w:r>
     </w:p>
     <w:p>
       <w:pPr>
         <w:widowControl w:val="0"/>
+        <w:spacing w:after="180" w:lineRule="auto"/>
         <w:jc w:val="center"/>
         <w:rPr>
           <w:rFonts w:ascii="Times New Roman" w:cs="Times New Roman" w:eastAsia="Times New Roman" w:hAnsi="Times New Roman"/>
@@ -397,34 +398,14 @@
       </w:pPr>
       <w:r>
         <w:rPr>
-          <w:rtl w:val="0"/>
-        </w:rPr>
-      </w:r>
-    </w:p>
-    <w:p>
-      <w:pPr>
-        <w:widowControl w:val="0"/>
-        <w:pBdr>
-          <w:top w:space="0" w:sz="0" w:val="nil"/>
-          <w:left w:space="0" w:sz="0" w:val="nil"/>
-          <w:bottom w:space="0" w:sz="0" w:val="nil"/>
-          <w:right w:space="0" w:sz="0" w:val="nil"/>
-          <w:between w:space="0" w:sz="0" w:val="nil"/>
-        </w:pBdr>
-        <w:spacing w:before="235" w:lineRule="auto"/>
-        <w:jc w:val="center"/>
-        <w:rPr>
           <w:rFonts w:ascii="Times New Roman" w:cs="Times New Roman" w:eastAsia="Times New Roman" w:hAnsi="Times New Roman"/>
           <w:b w:val="1"/>
           <w:bCs w:val="1"/>
           <w:sz w:val="24"/>
           <w:szCs w:val="24"/>
-        </w:rPr>
-      </w:pPr>
-      <w:r>
-        <w:rPr>
-          <w:rtl w:val="0"/>
-        </w:rPr>
+          <w:rtl w:val="0"/>
+        </w:rPr>
+        <w:t xml:space="preserve">                                                                                                                          Chitkara University</w:t>
       </w:r>
     </w:p>
     <w:p>
